--- a/output/StartPad_LEAP_Launch_Press_Release.docx
+++ b/output/StartPad_LEAP_Launch_Press_Release.docx
@@ -4,18 +4,18 @@
   <w:body>
     <w:p>
       <w:pPr>
+        <w:bidi w:val="1"/>
         <w:spacing w:before="0" w:after="40" w:line="300" w:lineRule="auto"/>
-        <w:bidi w:val="1"/>
         <w:jc w:val="right"/>
       </w:pPr>
       <w:r>
         <w:rPr>
+          <w:rFonts w:cs="Arial"/>
           <w:b/>
           <w:i w:val="0"/>
           <w:color w:val="0F5C4B"/>
           <w:sz w:val="20"/>
           <w:szCs w:val="20"/>
-          <w:rFonts w:cs="Arial"/>
           <w:rtl w:val="1"/>
         </w:rPr>
         <w:t>STARTPAD  ×  GROWTHLABS</w:t>
@@ -23,18 +23,18 @@
     </w:p>
     <w:p>
       <w:pPr>
+        <w:bidi w:val="1"/>
         <w:spacing w:before="0" w:after="200" w:line="300" w:lineRule="auto"/>
-        <w:bidi w:val="1"/>
         <w:jc w:val="right"/>
       </w:pPr>
       <w:r>
         <w:rPr>
+          <w:rFonts w:cs="Arial"/>
           <w:b/>
           <w:i w:val="0"/>
           <w:color w:val="5A6B66"/>
           <w:sz w:val="19"/>
           <w:szCs w:val="19"/>
-          <w:rFonts w:cs="Arial"/>
           <w:rtl w:val="1"/>
         </w:rPr>
         <w:t>للنشر الفوري</w:t>
@@ -42,26 +42,26 @@
     </w:p>
     <w:p>
       <w:pPr>
-        <w:spacing w:before="40" w:after="200"/>
         <w:pBdr>
           <w:bottom w:val="single" w:sz="6" w:color="0F5C4B"/>
         </w:pBdr>
+        <w:spacing w:before="40" w:after="200"/>
       </w:pPr>
     </w:p>
     <w:p>
       <w:pPr>
+        <w:bidi w:val="1"/>
         <w:spacing w:before="0" w:after="120" w:line="276" w:lineRule="auto"/>
-        <w:bidi w:val="1"/>
         <w:jc w:val="right"/>
       </w:pPr>
       <w:r>
         <w:rPr>
+          <w:rFonts w:cs="Arial"/>
           <w:b/>
           <w:i w:val="0"/>
           <w:color w:val="1F2933"/>
           <w:sz w:val="38"/>
           <w:szCs w:val="38"/>
-          <w:rFonts w:cs="Arial"/>
           <w:rtl w:val="1"/>
         </w:rPr>
         <w:t>«ستارتباد» تنطلق من الرياض خلال LEAP… وGrowthLabs تتبنّى المنصة بالكامل في صفقة احتضان استراتيجي غير نقدية</w:t>
@@ -69,18 +69,18 @@
     </w:p>
     <w:p>
       <w:pPr>
+        <w:bidi w:val="1"/>
         <w:spacing w:before="0" w:after="280" w:line="312" w:lineRule="auto"/>
-        <w:bidi w:val="1"/>
         <w:jc w:val="right"/>
       </w:pPr>
       <w:r>
         <w:rPr>
+          <w:rFonts w:cs="Arial"/>
           <w:b w:val="0"/>
           <w:i/>
           <w:color w:val="5A6B66"/>
           <w:sz w:val="24"/>
           <w:szCs w:val="24"/>
-          <w:rFonts w:cs="Arial"/>
           <w:rtl w:val="1"/>
         </w:rPr>
         <w:t>منصة تحوّل فكرة رائد الأعمال إلى شركة جاهزة للاستثمار عبر 15 مهمة موجَّهة ومكتبة تضم أكثر من 120 أداة — والمؤسس عبدالرحمن سليمان يواصل قيادة المنتج داخل منظومة GrowthLabs</w:t>
@@ -88,18 +88,18 @@
     </w:p>
     <w:p>
       <w:pPr>
+        <w:bidi w:val="1"/>
         <w:spacing w:before="0" w:after="200" w:line="300" w:lineRule="auto"/>
-        <w:bidi w:val="1"/>
         <w:jc w:val="right"/>
       </w:pPr>
       <w:r>
         <w:rPr>
+          <w:rFonts w:cs="Arial"/>
           <w:b/>
           <w:i w:val="0"/>
           <w:color w:val="0F5C4B"/>
           <w:sz w:val="21"/>
           <w:szCs w:val="21"/>
-          <w:rFonts w:cs="Arial"/>
           <w:rtl w:val="1"/>
         </w:rPr>
         <w:t>الرياض، المملكة العربية السعودية — 8 سبتمبر 2026</w:t>
@@ -107,18 +107,18 @@
     </w:p>
     <w:p>
       <w:pPr>
+        <w:bidi w:val="1"/>
         <w:spacing w:before="0" w:after="160" w:line="300" w:lineRule="auto"/>
-        <w:bidi w:val="1"/>
         <w:jc w:val="right"/>
       </w:pPr>
       <w:r>
         <w:rPr>
+          <w:rFonts w:cs="Arial"/>
           <w:b w:val="0"/>
           <w:i w:val="0"/>
           <w:color w:val="1F2933"/>
           <w:sz w:val="22"/>
           <w:szCs w:val="22"/>
-          <w:rFonts w:cs="Arial"/>
           <w:rtl w:val="1"/>
         </w:rPr>
         <w:t>أعلنت StartPad (ستارتباد) عن إطلاقها الرسمي من على منصة LEAP في الرياض، بوصفها منصة تأسيس الشركات الناشئة التي تنقل رائد الأعمال من الفكرة الأولى إلى شركة منظَّمة ومُتحقَّق من جدواها وجاهزة لدخول برامج الاحتضان والاستثمار، عبر مسار عملي من 15 مهمة موجَّهة.</w:t>
@@ -126,18 +126,18 @@
     </w:p>
     <w:p>
       <w:pPr>
+        <w:bidi w:val="1"/>
         <w:spacing w:before="0" w:after="160" w:line="300" w:lineRule="auto"/>
-        <w:bidi w:val="1"/>
         <w:jc w:val="right"/>
       </w:pPr>
       <w:r>
         <w:rPr>
+          <w:rFonts w:cs="Arial"/>
           <w:b w:val="0"/>
           <w:i w:val="0"/>
           <w:color w:val="1F2933"/>
           <w:sz w:val="22"/>
           <w:szCs w:val="22"/>
-          <w:rFonts w:cs="Arial"/>
           <w:rtl w:val="1"/>
         </w:rPr>
         <w:t>وبالتزامن مع الإطلاق، أعلنت GrowthLabs — الشركة المتخصصة في بناء البنية الرقمية لمنظومات ريادة الأعمال في الشرق الأوسط وشمال أفريقيا — عن تبنّي StartPad بالكامل وضمّها إلى منظومتها، في صفقة احتضان استراتيجي غير نقدية يواصل بموجبها المؤسس عبدالرحمن سليمان قيادة المنتج.</w:t>
@@ -145,18 +145,18 @@
     </w:p>
     <w:p>
       <w:pPr>
+        <w:bidi w:val="1"/>
         <w:spacing w:before="0" w:after="160" w:line="300" w:lineRule="auto"/>
-        <w:bidi w:val="1"/>
         <w:jc w:val="right"/>
       </w:pPr>
       <w:r>
         <w:rPr>
+          <w:rFonts w:cs="Arial"/>
           <w:b w:val="0"/>
           <w:i w:val="0"/>
           <w:color w:val="1F2933"/>
           <w:sz w:val="22"/>
           <w:szCs w:val="22"/>
-          <w:rFonts w:cs="Arial"/>
           <w:rtl w:val="1"/>
         </w:rPr>
         <w:t>ويأتي الإعلان من قلب أكبر تجمّع تقني في المنطقة؛ إذ استقطبت نسخة هذا العام من LEAP في مركز الرياض للمعارض والمؤتمرات بملهم أكثر من 1,800 شركة تقنية، وما يزيد على 600 شركة ناشئة، ونحو 1,900 مستثمر وممثل لصناديق رأس المال الجريء، إلى جانب أكثر من 1,000 متحدث.</w:t>
@@ -164,18 +164,18 @@
     </w:p>
     <w:p>
       <w:pPr>
+        <w:bidi w:val="1"/>
         <w:spacing w:before="280" w:after="100" w:line="300" w:lineRule="auto"/>
-        <w:bidi w:val="1"/>
         <w:jc w:val="right"/>
       </w:pPr>
       <w:r>
         <w:rPr>
+          <w:rFonts w:cs="Arial"/>
           <w:b/>
           <w:i w:val="0"/>
           <w:color w:val="0F5C4B"/>
           <w:sz w:val="26"/>
           <w:szCs w:val="26"/>
-          <w:rFonts w:cs="Arial"/>
           <w:rtl w:val="1"/>
         </w:rPr>
         <w:t>أولًا: ما هي StartPad وماذا تقدّم</w:t>
@@ -183,18 +183,18 @@
     </w:p>
     <w:p>
       <w:pPr>
+        <w:bidi w:val="1"/>
         <w:spacing w:before="0" w:after="160" w:line="300" w:lineRule="auto"/>
-        <w:bidi w:val="1"/>
         <w:jc w:val="right"/>
       </w:pPr>
       <w:r>
         <w:rPr>
+          <w:rFonts w:cs="Arial"/>
           <w:b w:val="0"/>
           <w:i w:val="0"/>
           <w:color w:val="1F2933"/>
           <w:sz w:val="22"/>
           <w:szCs w:val="22"/>
-          <w:rFonts w:cs="Arial"/>
           <w:rtl w:val="1"/>
         </w:rPr>
         <w:t>تنطلق StartPad من ملاحظة تتكرر في كل منظومة ريادة أعمال بالمنطقة: الغالبية العظمى من الأفكار لا تُرفض من برامج الاحتضان لأنها أفكار رديئة، بل لأنها تصل غير مُختبَرة. يملك المؤسس رؤية واضحة وشغفًا حقيقيًا، لكنه لا يملك دليلًا واحدًا على أن المشكلة التي يحلّها موجودة فعلًا، ولا لغة مشتركة يتحدث بها إلى مستثمر.</w:t>
@@ -202,18 +202,18 @@
     </w:p>
     <w:p>
       <w:pPr>
+        <w:bidi w:val="1"/>
         <w:spacing w:before="0" w:after="160" w:line="300" w:lineRule="auto"/>
-        <w:bidi w:val="1"/>
         <w:jc w:val="right"/>
       </w:pPr>
       <w:r>
         <w:rPr>
+          <w:rFonts w:cs="Arial"/>
           <w:b w:val="0"/>
           <w:i w:val="0"/>
           <w:color w:val="1F2933"/>
           <w:sz w:val="22"/>
           <w:szCs w:val="22"/>
-          <w:rFonts w:cs="Arial"/>
           <w:rtl w:val="1"/>
         </w:rPr>
         <w:t>تعالج StartPad هذه الفجوة بتحويل رحلة التأسيس إلى مسار من 15 مهمة متتابعة، تمتد من تحليل المشكلة وتعريفها، مرورًا باختيار الفكرة واختبار فرضية الحل وبناء نموذج العمل والنموذج الأولي، وصولًا إلى بناء المنتج الأدنى القابل للتطبيق واختبار ملاءمة المنتج للسوق ثم الانطلاق إلى السوق. ولا تُفتح المهمة التالية قبل أن يستوفي المؤسس شروط المهمة التي تسبقها.</w:t>
@@ -221,18 +221,18 @@
     </w:p>
     <w:p>
       <w:pPr>
+        <w:bidi w:val="1"/>
         <w:spacing w:before="0" w:after="160" w:line="300" w:lineRule="auto"/>
-        <w:bidi w:val="1"/>
         <w:jc w:val="right"/>
       </w:pPr>
       <w:r>
         <w:rPr>
+          <w:rFonts w:cs="Arial"/>
           <w:b w:val="0"/>
           <w:i w:val="0"/>
           <w:color w:val="1F2933"/>
           <w:sz w:val="22"/>
           <w:szCs w:val="22"/>
-          <w:rFonts w:cs="Arial"/>
           <w:rtl w:val="1"/>
         </w:rPr>
         <w:t>وفي كل مهمة يجد المؤسس بين يديه:</w:t>
@@ -240,19 +240,19 @@
     </w:p>
     <w:p>
       <w:pPr>
+        <w:bidi w:val="1"/>
         <w:spacing w:before="0" w:after="80" w:line="300" w:lineRule="auto"/>
         <w:ind w:left="397" w:right="397"/>
-        <w:bidi w:val="1"/>
         <w:jc w:val="right"/>
       </w:pPr>
       <w:r>
         <w:rPr>
+          <w:rFonts w:cs="Arial"/>
           <w:b w:val="0"/>
           <w:i w:val="0"/>
           <w:color w:val="1F2933"/>
           <w:sz w:val="21"/>
           <w:szCs w:val="21"/>
-          <w:rFonts w:cs="Arial"/>
           <w:rtl w:val="1"/>
         </w:rPr>
         <w:t>•  مكتبة أدوات تضم أكثر من 120 أداة تفاعلية — من مصفوفة الأهمية والتكرار وبطاقة تقييم الفكرة، إلى تحجيم السوق ونموذج العمل والقوائم المالية وجدول الملكية — كل أداة معروضة داخل المهمة التي تحتاجها، لا في قائمة منفصلة يبحث فيها.</w:t>
@@ -260,19 +260,19 @@
     </w:p>
     <w:p>
       <w:pPr>
+        <w:bidi w:val="1"/>
         <w:spacing w:before="0" w:after="80" w:line="300" w:lineRule="auto"/>
         <w:ind w:left="397" w:right="397"/>
-        <w:bidi w:val="1"/>
         <w:jc w:val="right"/>
       </w:pPr>
       <w:r>
         <w:rPr>
+          <w:rFonts w:cs="Arial"/>
           <w:b w:val="0"/>
           <w:i w:val="0"/>
           <w:color w:val="1F2933"/>
           <w:sz w:val="21"/>
           <w:szCs w:val="21"/>
-          <w:rFonts w:cs="Arial"/>
           <w:rtl w:val="1"/>
         </w:rPr>
         <w:t>•  تقييم بالذكاء الاصطناعي لكل إجابة وفق معايير معلنة: قوة الدليل، والوضوح، والعمق، وقابلية التنفيذ. الهدف أن يُقاس تقدّم المؤسس بما أثبته، لا بما يظنّه عن نفسه.</w:t>
@@ -280,19 +280,19 @@
     </w:p>
     <w:p>
       <w:pPr>
+        <w:bidi w:val="1"/>
         <w:spacing w:before="0" w:after="80" w:line="300" w:lineRule="auto"/>
         <w:ind w:left="397" w:right="397"/>
-        <w:bidi w:val="1"/>
         <w:jc w:val="right"/>
       </w:pPr>
       <w:r>
         <w:rPr>
+          <w:rFonts w:cs="Arial"/>
           <w:b w:val="0"/>
           <w:i w:val="0"/>
           <w:color w:val="1F2933"/>
           <w:sz w:val="21"/>
           <w:szCs w:val="21"/>
-          <w:rFonts w:cs="Arial"/>
           <w:rtl w:val="1"/>
         </w:rPr>
         <w:t>•  محتوى تعليمي مُنسَّق لكل مهمة — مواد مرئية ومقروءة مختارة تشرح الإطار الفكري وراء المهمة قبل الشروع فيها.</w:t>
@@ -300,19 +300,19 @@
     </w:p>
     <w:p>
       <w:pPr>
+        <w:bidi w:val="1"/>
         <w:spacing w:before="0" w:after="80" w:line="300" w:lineRule="auto"/>
         <w:ind w:left="397" w:right="397"/>
-        <w:bidi w:val="1"/>
         <w:jc w:val="right"/>
       </w:pPr>
       <w:r>
         <w:rPr>
+          <w:rFonts w:cs="Arial"/>
           <w:b w:val="0"/>
           <w:i w:val="0"/>
           <w:color w:val="1F2933"/>
           <w:sz w:val="21"/>
           <w:szCs w:val="21"/>
-          <w:rFonts w:cs="Arial"/>
           <w:rtl w:val="1"/>
         </w:rPr>
         <w:t>•  مخرجات جاهزة للاستخدام تتولّد من إجابات المؤسس نفسها: ملخص تنفيذي، وعرض تقديمي للمستثمرين، ونموذج مالي، وملف جاهزية استثمارية.</w:t>
@@ -320,19 +320,19 @@
     </w:p>
     <w:p>
       <w:pPr>
+        <w:bidi w:val="1"/>
         <w:spacing w:before="0" w:after="80" w:line="300" w:lineRule="auto"/>
         <w:ind w:left="397" w:right="397"/>
-        <w:bidi w:val="1"/>
         <w:jc w:val="right"/>
       </w:pPr>
       <w:r>
         <w:rPr>
+          <w:rFonts w:cs="Arial"/>
           <w:b w:val="0"/>
           <w:i w:val="0"/>
           <w:color w:val="1F2933"/>
           <w:sz w:val="21"/>
           <w:szCs w:val="21"/>
-          <w:rFonts w:cs="Arial"/>
           <w:rtl w:val="1"/>
         </w:rPr>
         <w:t>•  دعم كامل للغتين العربية والإنجليزية، بتصميم يراعي اتجاه الكتابة من اليمين إلى اليسار.</w:t>
@@ -340,18 +340,18 @@
     </w:p>
     <w:p>
       <w:pPr>
+        <w:bidi w:val="1"/>
         <w:spacing w:before="0" w:after="160" w:line="300" w:lineRule="auto"/>
-        <w:bidi w:val="1"/>
         <w:jc w:val="right"/>
       </w:pPr>
       <w:r>
         <w:rPr>
+          <w:rFonts w:cs="Arial"/>
           <w:b w:val="0"/>
           <w:i w:val="0"/>
           <w:color w:val="1F2933"/>
           <w:sz w:val="22"/>
           <w:szCs w:val="22"/>
-          <w:rFonts w:cs="Arial"/>
           <w:rtl w:val="1"/>
         </w:rPr>
         <w:t>ورؤية StartPad أن تصبح نقطة البداية الافتراضية لكل مؤسس في المنطقة: أن يكون لكل صاحب فكرة — في القاهرة أو الرياض أو عمّان أو الدوحة — مسار واضح ومجاني الدخول ينقله من «لديّ فكرة» إلى «لديّ أدلة»، فلا تموت فكرة جيدة لغياب الخريطة وحدها.</w:t>
@@ -359,19 +359,19 @@
     </w:p>
     <w:p>
       <w:pPr>
+        <w:bidi w:val="1"/>
         <w:spacing w:before="120" w:after="40" w:line="300" w:lineRule="auto"/>
         <w:ind w:left="454" w:right="454"/>
-        <w:bidi w:val="1"/>
         <w:jc w:val="right"/>
       </w:pPr>
       <w:r>
         <w:rPr>
+          <w:rFonts w:cs="Arial"/>
           <w:b w:val="0"/>
           <w:i/>
           <w:color w:val="1F2933"/>
           <w:sz w:val="23"/>
           <w:szCs w:val="23"/>
-          <w:rFonts w:cs="Arial"/>
           <w:rtl w:val="1"/>
         </w:rPr>
         <w:t>“بنينا StartPad لأننا رأينا العدد نفسه من الأفكار الجيدة يتعثّر عند النقطة نفسها: صاحب الفكرة يعرف إلى أين يريد الوصول، لكنه لا يملك خريطة لليوم التالي. المهمة الأولى في StartPad لا تسأل المؤسس عن حلمه، بل تسأله عمّن تحدّث معه هذا الأسبوع وماذا سمع منه. هذا الفارق الصغير هو ما يصنع شركات قابلة للاستثمار.”</w:t>
@@ -379,19 +379,19 @@
     </w:p>
     <w:p>
       <w:pPr>
+        <w:bidi w:val="1"/>
         <w:spacing w:before="0" w:after="200" w:line="300" w:lineRule="auto"/>
         <w:ind w:left="454" w:right="454"/>
-        <w:bidi w:val="1"/>
         <w:jc w:val="right"/>
       </w:pPr>
       <w:r>
         <w:rPr>
+          <w:rFonts w:cs="Arial"/>
           <w:b/>
           <w:i w:val="0"/>
           <w:color w:val="0F5C4B"/>
           <w:sz w:val="20"/>
           <w:szCs w:val="20"/>
-          <w:rFonts w:cs="Arial"/>
           <w:rtl w:val="1"/>
         </w:rPr>
         <w:t>— عبدالرحمن سليمان، مؤسس StartPad</w:t>
@@ -399,18 +399,18 @@
     </w:p>
     <w:p>
       <w:pPr>
+        <w:bidi w:val="1"/>
         <w:spacing w:before="280" w:after="100" w:line="300" w:lineRule="auto"/>
-        <w:bidi w:val="1"/>
         <w:jc w:val="right"/>
       </w:pPr>
       <w:r>
         <w:rPr>
+          <w:rFonts w:cs="Arial"/>
           <w:b/>
           <w:i w:val="0"/>
           <w:color w:val="0F5C4B"/>
           <w:sz w:val="26"/>
           <w:szCs w:val="26"/>
-          <w:rFonts w:cs="Arial"/>
           <w:rtl w:val="1"/>
         </w:rPr>
         <w:t>ثانيًا: احتضان كامل للمشروع… بلا مقابل نقدي</w:t>
@@ -418,18 +418,18 @@
     </w:p>
     <w:p>
       <w:pPr>
+        <w:bidi w:val="1"/>
         <w:spacing w:before="0" w:after="160" w:line="300" w:lineRule="auto"/>
-        <w:bidi w:val="1"/>
         <w:jc w:val="right"/>
       </w:pPr>
       <w:r>
         <w:rPr>
+          <w:rFonts w:cs="Arial"/>
           <w:b w:val="0"/>
           <w:i w:val="0"/>
           <w:color w:val="1F2933"/>
           <w:sz w:val="22"/>
           <w:szCs w:val="22"/>
-          <w:rFonts w:cs="Arial"/>
           <w:rtl w:val="1"/>
         </w:rPr>
         <w:t>بموجب الاتفاق، انضمت StartPad بالكامل إلى منظومة GrowthLabs ضمن هيكل قائم على تبادل الحصص والدمج التشغيلي، دون أي مقابل نقدي مدفوع للمؤسس. ويصف الطرفان الصفقة بأنها تبنٍّ كامل للمشروع واحتضان له داخل منظومة قائمة، لا عملية بيع؛ إذ لم يخرج المؤسس من المنتج، بل دخل به إلى بنية تحتية أوسع.</w:t>
@@ -437,18 +437,18 @@
     </w:p>
     <w:p>
       <w:pPr>
+        <w:bidi w:val="1"/>
         <w:spacing w:before="0" w:after="160" w:line="300" w:lineRule="auto"/>
-        <w:bidi w:val="1"/>
         <w:jc w:val="right"/>
       </w:pPr>
       <w:r>
         <w:rPr>
+          <w:rFonts w:cs="Arial"/>
           <w:b w:val="0"/>
           <w:i w:val="0"/>
           <w:color w:val="1F2933"/>
           <w:sz w:val="22"/>
           <w:szCs w:val="22"/>
-          <w:rFonts w:cs="Arial"/>
           <w:rtl w:val="1"/>
         </w:rPr>
         <w:t>ويواصل عبدالرحمن سليمان قيادة StartPad بوصفها خط منتج قائمًا بذاته داخل GrowthLabs، مع احتفاظ المنصة باسمها وهويتها وخارطة طريقها المستقلة.</w:t>
@@ -456,18 +456,18 @@
     </w:p>
     <w:p>
       <w:pPr>
+        <w:bidi w:val="1"/>
         <w:spacing w:before="0" w:after="160" w:line="300" w:lineRule="auto"/>
-        <w:bidi w:val="1"/>
         <w:jc w:val="right"/>
       </w:pPr>
       <w:r>
         <w:rPr>
+          <w:rFonts w:cs="Arial"/>
           <w:b w:val="0"/>
           <w:i w:val="0"/>
           <w:color w:val="1F2933"/>
           <w:sz w:val="22"/>
           <w:szCs w:val="22"/>
-          <w:rFonts w:cs="Arial"/>
           <w:rtl w:val="1"/>
         </w:rPr>
         <w:t>وهذا الهيكل غير النقدي ليس استثناءً في سياسة GrowthLabs، بل امتداد لنهج معلن؛ فقد أتمّت الشركة في وقت سابق من هذا العام ضمّ منصة Startup Gate في صفقة بقيمة 35 مليون جنيه مصري (نحو 657 ألف دولار) قامت هي الأخرى على تبادل الحصص ومكافآت مرتبطة بالأداء بدلًا من الدفع النقدي.</w:t>
@@ -475,19 +475,19 @@
     </w:p>
     <w:p>
       <w:pPr>
+        <w:bidi w:val="1"/>
         <w:spacing w:before="120" w:after="40" w:line="300" w:lineRule="auto"/>
         <w:ind w:left="454" w:right="454"/>
-        <w:bidi w:val="1"/>
         <w:jc w:val="right"/>
       </w:pPr>
       <w:r>
         <w:rPr>
+          <w:rFonts w:cs="Arial"/>
           <w:b w:val="0"/>
           <w:i/>
           <w:color w:val="1F2933"/>
           <w:sz w:val="23"/>
           <w:szCs w:val="23"/>
-          <w:rFonts w:cs="Arial"/>
           <w:rtl w:val="1"/>
         </w:rPr>
         <w:t>“لم أتقاضَ مقابلًا نقديًا عن StartPad، وهذا كان اختيارًا لا اضطرارًا. ما احتاجته المنصة في هذه المرحلة ليس شيكًا، بل بنية تحتية وأسواقًا وفرقًا تعرف كيف تُدار برامج ريادة الأعمال على أرض الواقع. GrowthLabs قدّمت ذلك بالضبط، وجاء هيكل الصفقة معبّرًا عن الأولوية: احتضان المشروع وتبنّيه، لا شراؤه.”</w:t>
@@ -495,19 +495,19 @@
     </w:p>
     <w:p>
       <w:pPr>
+        <w:bidi w:val="1"/>
         <w:spacing w:before="0" w:after="200" w:line="300" w:lineRule="auto"/>
         <w:ind w:left="454" w:right="454"/>
-        <w:bidi w:val="1"/>
         <w:jc w:val="right"/>
       </w:pPr>
       <w:r>
         <w:rPr>
+          <w:rFonts w:cs="Arial"/>
           <w:b/>
           <w:i w:val="0"/>
           <w:color w:val="0F5C4B"/>
           <w:sz w:val="20"/>
           <w:szCs w:val="20"/>
-          <w:rFonts w:cs="Arial"/>
           <w:rtl w:val="1"/>
         </w:rPr>
         <w:t>— عبدالرحمن سليمان، مؤسس StartPad</w:t>
@@ -515,18 +515,18 @@
     </w:p>
     <w:p>
       <w:pPr>
+        <w:bidi w:val="1"/>
         <w:spacing w:before="0" w:after="160" w:line="300" w:lineRule="auto"/>
-        <w:bidi w:val="1"/>
         <w:jc w:val="right"/>
       </w:pPr>
       <w:r>
         <w:rPr>
+          <w:rFonts w:cs="Arial"/>
           <w:b w:val="0"/>
           <w:i w:val="0"/>
           <w:color w:val="1F2933"/>
           <w:sz w:val="22"/>
           <w:szCs w:val="22"/>
-          <w:rFonts w:cs="Arial"/>
           <w:rtl w:val="1"/>
         </w:rPr>
         <w:t>وبانضمام StartPad تكتمل سلسلة منتجات GrowthLabs الثلاث في رحلة واحدة متصلة: StartPad تُهيّئ المؤسس لأول مرة، وCatalystOS يُشغّل البرامج التي تُنمّيه، وStartup Gate يربطه بالسوق والمستثمرين — من الفكرة الأولى إلى التوسّع، بمسار واحد بدلًا من برامج متفرقة لا يجمعها رابط.</w:t>
@@ -534,19 +534,19 @@
     </w:p>
     <w:p>
       <w:pPr>
+        <w:bidi w:val="1"/>
         <w:spacing w:before="120" w:after="40" w:line="300" w:lineRule="auto"/>
         <w:ind w:left="454" w:right="454"/>
-        <w:bidi w:val="1"/>
         <w:jc w:val="right"/>
       </w:pPr>
       <w:r>
         <w:rPr>
+          <w:rFonts w:cs="Arial"/>
           <w:b w:val="0"/>
           <w:i/>
           <w:color w:val="1F2933"/>
           <w:sz w:val="23"/>
           <w:szCs w:val="23"/>
-          <w:rFonts w:cs="Arial"/>
           <w:rtl w:val="1"/>
         </w:rPr>
         <w:t>“[اقتباس مقترح — يحتاج اعتماد المتحدث] StartPad تُكمل الحلقة الأولى في منظومتنا. كنا نملك الأدوات التي تُدار بها البرامج والشبكة التي تربط المؤسسين بالسوق، وكان ينقصنا ما يسبق ذلك كله: المكان الذي يتعلّم فيه المؤسس كيف يبني شركة قبل أن يطرق باب أي برنامج. رأينا في StartPad وفي عبدالرحمن هذا المكان، فاخترنا أن نتبنّاه لا أن نشتريه.”</w:t>
@@ -554,19 +554,19 @@
     </w:p>
     <w:p>
       <w:pPr>
+        <w:bidi w:val="1"/>
         <w:spacing w:before="0" w:after="200" w:line="300" w:lineRule="auto"/>
         <w:ind w:left="454" w:right="454"/>
-        <w:bidi w:val="1"/>
         <w:jc w:val="right"/>
       </w:pPr>
       <w:r>
         <w:rPr>
+          <w:rFonts w:cs="Arial"/>
           <w:b/>
           <w:i w:val="0"/>
           <w:color w:val="0F5C4B"/>
           <w:sz w:val="20"/>
           <w:szCs w:val="20"/>
-          <w:rFonts w:cs="Arial"/>
           <w:rtl w:val="1"/>
         </w:rPr>
         <w:t>— إسلام محمد، مؤسس GrowthLabs</w:t>
@@ -574,18 +574,18 @@
     </w:p>
     <w:p>
       <w:pPr>
+        <w:bidi w:val="1"/>
         <w:spacing w:before="280" w:after="100" w:line="300" w:lineRule="auto"/>
-        <w:bidi w:val="1"/>
         <w:jc w:val="right"/>
       </w:pPr>
       <w:r>
         <w:rPr>
+          <w:rFonts w:cs="Arial"/>
           <w:b/>
           <w:i w:val="0"/>
           <w:color w:val="0F5C4B"/>
           <w:sz w:val="26"/>
           <w:szCs w:val="26"/>
-          <w:rFonts w:cs="Arial"/>
           <w:rtl w:val="1"/>
         </w:rPr>
         <w:t>ثالثًا: عن GrowthLabs وماذا تقدّم</w:t>
@@ -593,18 +593,18 @@
     </w:p>
     <w:p>
       <w:pPr>
+        <w:bidi w:val="1"/>
         <w:spacing w:before="0" w:after="160" w:line="300" w:lineRule="auto"/>
-        <w:bidi w:val="1"/>
         <w:jc w:val="right"/>
       </w:pPr>
       <w:r>
         <w:rPr>
+          <w:rFonts w:cs="Arial"/>
           <w:b w:val="0"/>
           <w:i w:val="0"/>
           <w:color w:val="1F2933"/>
           <w:sz w:val="22"/>
           <w:szCs w:val="22"/>
-          <w:rFonts w:cs="Arial"/>
           <w:rtl w:val="1"/>
         </w:rPr>
         <w:t>تعمل GrowthLabs على بناء البنية الرقمية لمنظومات ريادة الأعمال؛ أي الطبقة البرمجية التي تُدار بها الحاضنات والمسرّعات والجامعات والجهات التنموية والمستثمرون في الشرق الأوسط وشمال أفريقيا. وبدلًا من أن تتعامل كل جهة مع أدوات متفرقة لإدارة المتقدمين وتقييم الشركات وقياس الأثر، تقدّم GrowthLabs هذه الوظائف في منظومة واحدة.</w:t>
@@ -612,18 +612,18 @@
     </w:p>
     <w:p>
       <w:pPr>
+        <w:bidi w:val="1"/>
         <w:spacing w:before="0" w:after="160" w:line="300" w:lineRule="auto"/>
-        <w:bidi w:val="1"/>
         <w:jc w:val="right"/>
       </w:pPr>
       <w:r>
         <w:rPr>
+          <w:rFonts w:cs="Arial"/>
           <w:b w:val="0"/>
           <w:i w:val="0"/>
           <w:color w:val="1F2933"/>
           <w:sz w:val="22"/>
           <w:szCs w:val="22"/>
-          <w:rFonts w:cs="Arial"/>
           <w:rtl w:val="1"/>
         </w:rPr>
         <w:t>وتقوم المنظومة على ثلاثة منتجات:</w:t>
@@ -631,19 +631,19 @@
     </w:p>
     <w:p>
       <w:pPr>
+        <w:bidi w:val="1"/>
         <w:spacing w:before="0" w:after="80" w:line="300" w:lineRule="auto"/>
         <w:ind w:left="397" w:right="397"/>
-        <w:bidi w:val="1"/>
         <w:jc w:val="right"/>
       </w:pPr>
       <w:r>
         <w:rPr>
+          <w:rFonts w:cs="Arial"/>
           <w:b w:val="0"/>
           <w:i w:val="0"/>
           <w:color w:val="1F2933"/>
           <w:sz w:val="21"/>
           <w:szCs w:val="21"/>
-          <w:rFonts w:cs="Arial"/>
           <w:rtl w:val="1"/>
         </w:rPr>
         <w:t>•  StartPad — تُهيّئ المؤسسين لأول مرة وتنقلهم من الفكرة إلى الجاهزية.</w:t>
@@ -651,19 +651,19 @@
     </w:p>
     <w:p>
       <w:pPr>
+        <w:bidi w:val="1"/>
         <w:spacing w:before="0" w:after="80" w:line="300" w:lineRule="auto"/>
         <w:ind w:left="397" w:right="397"/>
-        <w:bidi w:val="1"/>
         <w:jc w:val="right"/>
       </w:pPr>
       <w:r>
         <w:rPr>
+          <w:rFonts w:cs="Arial"/>
           <w:b w:val="0"/>
           <w:i w:val="0"/>
           <w:color w:val="1F2933"/>
           <w:sz w:val="21"/>
           <w:szCs w:val="21"/>
-          <w:rFonts w:cs="Arial"/>
           <w:rtl w:val="1"/>
         </w:rPr>
         <w:t>•  CatalystOS — نظام تشغيل الحاضنات والمسرّعات: إدارة الدفعات، وتقييم الشركات، ومطابقة المرشدين، وتتبّع الأداء وقياس الأثر.</w:t>
@@ -671,19 +671,19 @@
     </w:p>
     <w:p>
       <w:pPr>
+        <w:bidi w:val="1"/>
         <w:spacing w:before="0" w:after="80" w:line="300" w:lineRule="auto"/>
         <w:ind w:left="397" w:right="397"/>
-        <w:bidi w:val="1"/>
         <w:jc w:val="right"/>
       </w:pPr>
       <w:r>
         <w:rPr>
+          <w:rFonts w:cs="Arial"/>
           <w:b w:val="0"/>
           <w:i w:val="0"/>
           <w:color w:val="1F2933"/>
           <w:sz w:val="21"/>
           <w:szCs w:val="21"/>
-          <w:rFonts w:cs="Arial"/>
           <w:rtl w:val="1"/>
         </w:rPr>
         <w:t>•  Startup Gate — شبكة تربط المؤسسين بالمستثمرين والسوق.</w:t>
@@ -691,18 +691,18 @@
     </w:p>
     <w:p>
       <w:pPr>
+        <w:bidi w:val="1"/>
         <w:spacing w:before="0" w:after="160" w:line="300" w:lineRule="auto"/>
-        <w:bidi w:val="1"/>
         <w:jc w:val="right"/>
       </w:pPr>
       <w:r>
         <w:rPr>
+          <w:rFonts w:cs="Arial"/>
           <w:b w:val="0"/>
           <w:i w:val="0"/>
           <w:color w:val="1F2933"/>
           <w:sz w:val="22"/>
           <w:szCs w:val="22"/>
-          <w:rFonts w:cs="Arial"/>
           <w:rtl w:val="1"/>
         </w:rPr>
         <w:t>وتشمل مؤشرات الشركة المعلنة:</w:t>
@@ -710,19 +710,19 @@
     </w:p>
     <w:p>
       <w:pPr>
+        <w:bidi w:val="1"/>
         <w:spacing w:before="0" w:after="80" w:line="300" w:lineRule="auto"/>
         <w:ind w:left="397" w:right="397"/>
-        <w:bidi w:val="1"/>
         <w:jc w:val="right"/>
       </w:pPr>
       <w:r>
         <w:rPr>
+          <w:rFonts w:cs="Arial"/>
           <w:b w:val="0"/>
           <w:i w:val="0"/>
           <w:color w:val="1F2933"/>
           <w:sz w:val="21"/>
           <w:szCs w:val="21"/>
-          <w:rFonts w:cs="Arial"/>
           <w:rtl w:val="1"/>
         </w:rPr>
         <w:t>•  أكثر من 5,000 شركة ناشئة مدعومة.</w:t>
@@ -730,19 +730,19 @@
     </w:p>
     <w:p>
       <w:pPr>
+        <w:bidi w:val="1"/>
         <w:spacing w:before="0" w:after="80" w:line="300" w:lineRule="auto"/>
         <w:ind w:left="397" w:right="397"/>
-        <w:bidi w:val="1"/>
         <w:jc w:val="right"/>
       </w:pPr>
       <w:r>
         <w:rPr>
+          <w:rFonts w:cs="Arial"/>
           <w:b w:val="0"/>
           <w:i w:val="0"/>
           <w:color w:val="1F2933"/>
           <w:sz w:val="21"/>
           <w:szCs w:val="21"/>
-          <w:rFonts w:cs="Arial"/>
           <w:rtl w:val="1"/>
         </w:rPr>
         <w:t>•  أكثر من 60 برنامجًا دوليًا شُغّلت عبر المنصة.</w:t>
@@ -750,19 +750,19 @@
     </w:p>
     <w:p>
       <w:pPr>
+        <w:bidi w:val="1"/>
         <w:spacing w:before="0" w:after="80" w:line="300" w:lineRule="auto"/>
         <w:ind w:left="397" w:right="397"/>
-        <w:bidi w:val="1"/>
         <w:jc w:val="right"/>
       </w:pPr>
       <w:r>
         <w:rPr>
+          <w:rFonts w:cs="Arial"/>
           <w:b w:val="0"/>
           <w:i w:val="0"/>
           <w:color w:val="1F2933"/>
           <w:sz w:val="21"/>
           <w:szCs w:val="21"/>
-          <w:rFonts w:cs="Arial"/>
           <w:rtl w:val="1"/>
         </w:rPr>
         <w:t>•  حضور في أسواق تشمل مصر والسعودية وقطر والأردن وباكستان وأمريكا الجنوبية.</w:t>
@@ -770,19 +770,19 @@
     </w:p>
     <w:p>
       <w:pPr>
+        <w:bidi w:val="1"/>
         <w:spacing w:before="0" w:after="80" w:line="300" w:lineRule="auto"/>
         <w:ind w:left="397" w:right="397"/>
-        <w:bidi w:val="1"/>
         <w:jc w:val="right"/>
       </w:pPr>
       <w:r>
         <w:rPr>
+          <w:rFonts w:cs="Arial"/>
           <w:b w:val="0"/>
           <w:i w:val="0"/>
           <w:color w:val="1F2933"/>
           <w:sz w:val="21"/>
           <w:szCs w:val="21"/>
-          <w:rFonts w:cs="Arial"/>
           <w:rtl w:val="1"/>
         </w:rPr>
         <w:t>•  خطة توسّع في خمس دول جديدة في الخليج وأفريقيا بحلول نهاية 2026.</w:t>
@@ -790,19 +790,19 @@
     </w:p>
     <w:p>
       <w:pPr>
+        <w:bidi w:val="1"/>
         <w:spacing w:before="0" w:after="80" w:line="300" w:lineRule="auto"/>
         <w:ind w:left="397" w:right="397"/>
-        <w:bidi w:val="1"/>
         <w:jc w:val="right"/>
       </w:pPr>
       <w:r>
         <w:rPr>
+          <w:rFonts w:cs="Arial"/>
           <w:b w:val="0"/>
           <w:i w:val="0"/>
           <w:color w:val="1F2933"/>
           <w:sz w:val="21"/>
           <w:szCs w:val="21"/>
-          <w:rFonts w:cs="Arial"/>
           <w:rtl w:val="1"/>
         </w:rPr>
         <w:t>•  سبعة برامج ابتكار مؤسسي مزمع إطلاقها ضمن استراتيجية 2026، إلى جانب أول مجتمع ريادي عابر للحدود في المنطقة.</w:t>
@@ -810,18 +810,18 @@
     </w:p>
     <w:p>
       <w:pPr>
+        <w:bidi w:val="1"/>
         <w:spacing w:before="280" w:after="100" w:line="300" w:lineRule="auto"/>
-        <w:bidi w:val="1"/>
         <w:jc w:val="right"/>
       </w:pPr>
       <w:r>
         <w:rPr>
+          <w:rFonts w:cs="Arial"/>
           <w:b/>
           <w:i w:val="0"/>
           <w:color w:val="0F5C4B"/>
           <w:sz w:val="26"/>
           <w:szCs w:val="26"/>
-          <w:rFonts w:cs="Arial"/>
           <w:rtl w:val="1"/>
         </w:rPr>
         <w:t>التوافر</w:t>
@@ -829,18 +829,18 @@
     </w:p>
     <w:p>
       <w:pPr>
+        <w:bidi w:val="1"/>
         <w:spacing w:before="0" w:after="160" w:line="300" w:lineRule="auto"/>
-        <w:bidi w:val="1"/>
         <w:jc w:val="right"/>
       </w:pPr>
       <w:r>
         <w:rPr>
+          <w:rFonts w:cs="Arial"/>
           <w:b w:val="0"/>
           <w:i w:val="0"/>
           <w:color w:val="1F2933"/>
           <w:sz w:val="22"/>
           <w:szCs w:val="22"/>
-          <w:rFonts w:cs="Arial"/>
           <w:rtl w:val="1"/>
         </w:rPr>
         <w:t>StartPad متاحة الآن عبر startpad.me باللغتين العربية والإنجليزية. [يُستكمل: نموذج الاشتراك، وتفاصيل الطرح للجهات والشركاء، وأي عرض خاص مرتبط بالإطلاق.]</w:t>
@@ -848,18 +848,18 @@
     </w:p>
     <w:p>
       <w:pPr>
+        <w:bidi w:val="1"/>
         <w:spacing w:before="280" w:after="100" w:line="300" w:lineRule="auto"/>
-        <w:bidi w:val="1"/>
         <w:jc w:val="right"/>
       </w:pPr>
       <w:r>
         <w:rPr>
+          <w:rFonts w:cs="Arial"/>
           <w:b/>
           <w:i w:val="0"/>
           <w:color w:val="0F5C4B"/>
           <w:sz w:val="26"/>
           <w:szCs w:val="26"/>
-          <w:rFonts w:cs="Arial"/>
           <w:rtl w:val="1"/>
         </w:rPr>
         <w:t>نبذة عن StartPad</w:t>
@@ -867,18 +867,18 @@
     </w:p>
     <w:p>
       <w:pPr>
+        <w:bidi w:val="1"/>
         <w:spacing w:before="0" w:after="160" w:line="300" w:lineRule="auto"/>
-        <w:bidi w:val="1"/>
         <w:jc w:val="right"/>
       </w:pPr>
       <w:r>
         <w:rPr>
+          <w:rFonts w:cs="Arial"/>
           <w:b w:val="0"/>
           <w:i w:val="0"/>
           <w:color w:val="1F2933"/>
           <w:sz w:val="22"/>
           <w:szCs w:val="22"/>
-          <w:rFonts w:cs="Arial"/>
           <w:rtl w:val="1"/>
         </w:rPr>
         <w:t>StartPad منصة لتأسيس الشركات الناشئة تنقل المؤسس من الفكرة إلى شركة جاهزة للاستثمار عبر 15 مهمة موجَّهة، مدعومة بمكتبة تضم أكثر من 120 أداة وتقييم بالذكاء الاصطناعي قائم على الأدلة. تأسست على يد عبدالرحمن سليمان، وهي اليوم جزء من منظومة GrowthLabs. للمزيد: startpad.me</w:t>
@@ -886,18 +886,18 @@
     </w:p>
     <w:p>
       <w:pPr>
+        <w:bidi w:val="1"/>
         <w:spacing w:before="280" w:after="100" w:line="300" w:lineRule="auto"/>
-        <w:bidi w:val="1"/>
         <w:jc w:val="right"/>
       </w:pPr>
       <w:r>
         <w:rPr>
+          <w:rFonts w:cs="Arial"/>
           <w:b/>
           <w:i w:val="0"/>
           <w:color w:val="0F5C4B"/>
           <w:sz w:val="26"/>
           <w:szCs w:val="26"/>
-          <w:rFonts w:cs="Arial"/>
           <w:rtl w:val="1"/>
         </w:rPr>
         <w:t>نبذة عن GrowthLabs</w:t>
@@ -905,18 +905,18 @@
     </w:p>
     <w:p>
       <w:pPr>
+        <w:bidi w:val="1"/>
         <w:spacing w:before="0" w:after="160" w:line="300" w:lineRule="auto"/>
-        <w:bidi w:val="1"/>
         <w:jc w:val="right"/>
       </w:pPr>
       <w:r>
         <w:rPr>
+          <w:rFonts w:cs="Arial"/>
           <w:b w:val="0"/>
           <w:i w:val="0"/>
           <w:color w:val="1F2933"/>
           <w:sz w:val="22"/>
           <w:szCs w:val="22"/>
-          <w:rFonts w:cs="Arial"/>
           <w:rtl w:val="1"/>
         </w:rPr>
         <w:t>GrowthLabs شركة تبني البنية الرقمية لمنظومات ريادة الأعمال، وتمكّن الحاضنات والمسرّعات والجامعات والجهات التنموية والمستثمرين عبر منتجاتها StartPad وCatalystOS وStartup Gate. أسسها إسلام محمد، وقد دعمت أكثر من 5,000 شركة ناشئة عبر أكثر من 60 برنامجًا دوليًا. للمزيد: growthlabs.app</w:t>
@@ -924,18 +924,18 @@
     </w:p>
     <w:p>
       <w:pPr>
+        <w:bidi w:val="1"/>
         <w:spacing w:before="280" w:after="100" w:line="300" w:lineRule="auto"/>
-        <w:bidi w:val="1"/>
         <w:jc w:val="right"/>
       </w:pPr>
       <w:r>
         <w:rPr>
+          <w:rFonts w:cs="Arial"/>
           <w:b/>
           <w:i w:val="0"/>
           <w:color w:val="0F5C4B"/>
           <w:sz w:val="26"/>
           <w:szCs w:val="26"/>
-          <w:rFonts w:cs="Arial"/>
           <w:rtl w:val="1"/>
         </w:rPr>
         <w:t>للتواصل الإعلامي</w:t>
@@ -943,38 +943,38 @@
     </w:p>
     <w:p>
       <w:pPr>
+        <w:bidi w:val="1"/>
         <w:spacing w:before="0" w:after="60" w:line="300" w:lineRule="auto"/>
-        <w:bidi w:val="1"/>
         <w:jc w:val="right"/>
       </w:pPr>
       <w:r>
         <w:rPr>
+          <w:rFonts w:cs="Arial"/>
           <w:b w:val="0"/>
           <w:i w:val="0"/>
           <w:color w:val="1F2933"/>
           <w:sz w:val="21"/>
           <w:szCs w:val="21"/>
-          <w:rFonts w:cs="Arial"/>
           <w:rtl w:val="1"/>
         </w:rPr>
       </w:r>
       <w:r>
         <w:rPr>
+          <w:rFonts w:cs="Arial"/>
           <w:b/>
           <w:color w:val="1F2933"/>
           <w:sz w:val="21"/>
           <w:szCs w:val="21"/>
-          <w:rFonts w:cs="Arial"/>
           <w:rtl w:val="1"/>
         </w:rPr>
         <w:t xml:space="preserve">StartPad: </w:t>
       </w:r>
       <w:r>
         <w:rPr>
+          <w:rFonts w:cs="Arial"/>
           <w:color w:val="1F2933"/>
           <w:sz w:val="21"/>
           <w:szCs w:val="21"/>
-          <w:rFonts w:cs="Arial"/>
           <w:rtl w:val="1"/>
         </w:rPr>
         <w:t>عبدالرحمن سليمان، المؤسس — [البريد الإلكتروني] — [الهاتف]</w:t>
@@ -982,38 +982,38 @@
     </w:p>
     <w:p>
       <w:pPr>
+        <w:bidi w:val="1"/>
         <w:spacing w:before="0" w:after="60" w:line="300" w:lineRule="auto"/>
-        <w:bidi w:val="1"/>
         <w:jc w:val="right"/>
       </w:pPr>
       <w:r>
         <w:rPr>
+          <w:rFonts w:cs="Arial"/>
           <w:b w:val="0"/>
           <w:i w:val="0"/>
           <w:color w:val="1F2933"/>
           <w:sz w:val="21"/>
           <w:szCs w:val="21"/>
-          <w:rFonts w:cs="Arial"/>
           <w:rtl w:val="1"/>
         </w:rPr>
       </w:r>
       <w:r>
         <w:rPr>
+          <w:rFonts w:cs="Arial"/>
           <w:b/>
           <w:color w:val="1F2933"/>
           <w:sz w:val="21"/>
           <w:szCs w:val="21"/>
-          <w:rFonts w:cs="Arial"/>
           <w:rtl w:val="1"/>
         </w:rPr>
         <w:t xml:space="preserve">GrowthLabs: </w:t>
       </w:r>
       <w:r>
         <w:rPr>
+          <w:rFonts w:cs="Arial"/>
           <w:color w:val="1F2933"/>
           <w:sz w:val="21"/>
           <w:szCs w:val="21"/>
-          <w:rFonts w:cs="Arial"/>
           <w:rtl w:val="1"/>
         </w:rPr>
         <w:t>[اسم مسؤول التواصل] — [البريد الإلكتروني] — [الهاتف]</w:t>
@@ -1021,38 +1021,38 @@
     </w:p>
     <w:p>
       <w:pPr>
+        <w:bidi w:val="1"/>
         <w:spacing w:before="0" w:after="60" w:line="300" w:lineRule="auto"/>
-        <w:bidi w:val="1"/>
         <w:jc w:val="right"/>
       </w:pPr>
       <w:r>
         <w:rPr>
+          <w:rFonts w:cs="Arial"/>
           <w:b w:val="0"/>
           <w:i w:val="0"/>
           <w:color w:val="1F2933"/>
           <w:sz w:val="21"/>
           <w:szCs w:val="21"/>
-          <w:rFonts w:cs="Arial"/>
           <w:rtl w:val="1"/>
         </w:rPr>
       </w:r>
       <w:r>
         <w:rPr>
+          <w:rFonts w:cs="Arial"/>
           <w:b/>
           <w:color w:val="1F2933"/>
           <w:sz w:val="21"/>
           <w:szCs w:val="21"/>
-          <w:rFonts w:cs="Arial"/>
           <w:rtl w:val="1"/>
         </w:rPr>
         <w:t xml:space="preserve">الموقع: </w:t>
       </w:r>
       <w:r>
         <w:rPr>
+          <w:rFonts w:cs="Arial"/>
           <w:color w:val="1F2933"/>
           <w:sz w:val="21"/>
           <w:szCs w:val="21"/>
-          <w:rFonts w:cs="Arial"/>
           <w:rtl w:val="1"/>
         </w:rPr>
         <w:t>startpad.me · growthlabs.app</w:t>
@@ -1060,38 +1060,38 @@
     </w:p>
     <w:p>
       <w:pPr>
+        <w:bidi w:val="1"/>
         <w:spacing w:before="0" w:after="60" w:line="300" w:lineRule="auto"/>
-        <w:bidi w:val="1"/>
         <w:jc w:val="right"/>
       </w:pPr>
       <w:r>
         <w:rPr>
+          <w:rFonts w:cs="Arial"/>
           <w:b w:val="0"/>
           <w:i w:val="0"/>
           <w:color w:val="1F2933"/>
           <w:sz w:val="21"/>
           <w:szCs w:val="21"/>
-          <w:rFonts w:cs="Arial"/>
           <w:rtl w:val="1"/>
         </w:rPr>
       </w:r>
       <w:r>
         <w:rPr>
+          <w:rFonts w:cs="Arial"/>
           <w:b/>
           <w:color w:val="1F2933"/>
           <w:sz w:val="21"/>
           <w:szCs w:val="21"/>
-          <w:rFonts w:cs="Arial"/>
           <w:rtl w:val="1"/>
         </w:rPr>
         <w:t xml:space="preserve">لينكدإن: </w:t>
       </w:r>
       <w:r>
         <w:rPr>
+          <w:rFonts w:cs="Arial"/>
           <w:color w:val="1F2933"/>
           <w:sz w:val="21"/>
           <w:szCs w:val="21"/>
-          <w:rFonts w:cs="Arial"/>
           <w:rtl w:val="1"/>
         </w:rPr>
         <w:t>linkedin.com/in/abdelrhman-soliman96 · linkedin.com/company/growthlabs-vi</w:t>
@@ -1099,18 +1099,18 @@
     </w:p>
     <w:p>
       <w:pPr>
+        <w:bidi w:val="1"/>
         <w:spacing w:before="280" w:after="100" w:line="300" w:lineRule="auto"/>
-        <w:bidi w:val="1"/>
         <w:jc w:val="right"/>
       </w:pPr>
       <w:r>
         <w:rPr>
+          <w:rFonts w:cs="Arial"/>
           <w:b/>
           <w:i w:val="0"/>
           <w:color w:val="0F5C4B"/>
           <w:sz w:val="26"/>
           <w:szCs w:val="26"/>
-          <w:rFonts w:cs="Arial"/>
           <w:rtl w:val="1"/>
         </w:rPr>
         <w:t>ملاحظات للمحرّرين</w:t>
@@ -1118,19 +1118,19 @@
     </w:p>
     <w:p>
       <w:pPr>
+        <w:bidi w:val="1"/>
         <w:spacing w:before="0" w:after="80" w:line="300" w:lineRule="auto"/>
         <w:ind w:left="397" w:right="397"/>
-        <w:bidi w:val="1"/>
         <w:jc w:val="right"/>
       </w:pPr>
       <w:r>
         <w:rPr>
+          <w:rFonts w:cs="Arial"/>
           <w:b w:val="0"/>
           <w:i w:val="0"/>
           <w:color w:val="1F2933"/>
           <w:sz w:val="21"/>
           <w:szCs w:val="21"/>
-          <w:rFonts w:cs="Arial"/>
           <w:rtl w:val="1"/>
         </w:rPr>
         <w:t>•  الصفقة غير نقدية بالكامل: لم يُدفع أي مقابل نقدي للمؤسس، والهيكل قائم على تبادل الحصص والدمج التشغيلي.</w:t>
@@ -1138,19 +1138,19 @@
     </w:p>
     <w:p>
       <w:pPr>
+        <w:bidi w:val="1"/>
         <w:spacing w:before="0" w:after="80" w:line="300" w:lineRule="auto"/>
         <w:ind w:left="397" w:right="397"/>
-        <w:bidi w:val="1"/>
         <w:jc w:val="right"/>
       </w:pPr>
       <w:r>
         <w:rPr>
+          <w:rFonts w:cs="Arial"/>
           <w:b w:val="0"/>
           <w:i w:val="0"/>
           <w:color w:val="1F2933"/>
           <w:sz w:val="21"/>
           <w:szCs w:val="21"/>
-          <w:rFonts w:cs="Arial"/>
           <w:rtl w:val="1"/>
         </w:rPr>
         <w:t>•  يواصل المؤسس قيادة StartPad داخل GrowthLabs، وتحتفظ المنصة باسمها وهويتها.</w:t>
@@ -1158,19 +1158,19 @@
     </w:p>
     <w:p>
       <w:pPr>
+        <w:bidi w:val="1"/>
         <w:spacing w:before="0" w:after="80" w:line="300" w:lineRule="auto"/>
         <w:ind w:left="397" w:right="397"/>
-        <w:bidi w:val="1"/>
         <w:jc w:val="right"/>
       </w:pPr>
       <w:r>
         <w:rPr>
+          <w:rFonts w:cs="Arial"/>
           <w:b w:val="0"/>
           <w:i w:val="0"/>
           <w:color w:val="1F2933"/>
           <w:sz w:val="21"/>
           <w:szCs w:val="21"/>
-          <w:rFonts w:cs="Arial"/>
           <w:rtl w:val="1"/>
         </w:rPr>
         <w:t>•  أرقام LEAP الواردة أعلاه أرقام معلنة عن نسخة هذا العام من الحدث في مركز الرياض للمعارض والمؤتمرات بملهم.</w:t>
@@ -1178,19 +1178,19 @@
     </w:p>
     <w:p>
       <w:pPr>
+        <w:bidi w:val="1"/>
         <w:spacing w:before="0" w:after="80" w:line="300" w:lineRule="auto"/>
         <w:ind w:left="397" w:right="397"/>
-        <w:bidi w:val="1"/>
         <w:jc w:val="right"/>
       </w:pPr>
       <w:r>
         <w:rPr>
+          <w:rFonts w:cs="Arial"/>
           <w:b w:val="0"/>
           <w:i w:val="0"/>
           <w:color w:val="1F2933"/>
           <w:sz w:val="21"/>
           <w:szCs w:val="21"/>
-          <w:rFonts w:cs="Arial"/>
           <w:rtl w:val="1"/>
         </w:rPr>
         <w:t>•  الصور والشعارات ومواد الهوية متاحة عند الطلب.</w:t>
@@ -1203,6 +1203,7 @@
       </w:pPr>
       <w:r>
         <w:rPr>
+          <w:rFonts w:cs="Calibri"/>
           <w:b/>
           <w:i w:val="0"/>
           <w:color w:val="5A6B66"/>
@@ -1224,6 +1225,7 @@
       </w:pPr>
       <w:r>
         <w:rPr>
+          <w:rFonts w:cs="Calibri"/>
           <w:b/>
           <w:i w:val="0"/>
           <w:color w:val="0F5C4B"/>
@@ -1240,6 +1242,7 @@
       </w:pPr>
       <w:r>
         <w:rPr>
+          <w:rFonts w:cs="Calibri"/>
           <w:b/>
           <w:i w:val="0"/>
           <w:color w:val="5A6B66"/>
@@ -1251,10 +1254,10 @@
     </w:p>
     <w:p>
       <w:pPr>
-        <w:spacing w:before="40" w:after="200"/>
         <w:pBdr>
           <w:bottom w:val="single" w:sz="6" w:color="0F5C4B"/>
         </w:pBdr>
+        <w:spacing w:before="40" w:after="200"/>
       </w:pPr>
     </w:p>
     <w:p>
@@ -1264,6 +1267,7 @@
       </w:pPr>
       <w:r>
         <w:rPr>
+          <w:rFonts w:cs="Calibri"/>
           <w:b/>
           <w:i w:val="0"/>
           <w:color w:val="1F2933"/>
@@ -1280,6 +1284,7 @@
       </w:pPr>
       <w:r>
         <w:rPr>
+          <w:rFonts w:cs="Calibri"/>
           <w:b w:val="0"/>
           <w:i/>
           <w:color w:val="5A6B66"/>
@@ -1296,6 +1301,7 @@
       </w:pPr>
       <w:r>
         <w:rPr>
+          <w:rFonts w:cs="Calibri"/>
           <w:b/>
           <w:i w:val="0"/>
           <w:color w:val="0F5C4B"/>
@@ -1312,6 +1318,7 @@
       </w:pPr>
       <w:r>
         <w:rPr>
+          <w:rFonts w:cs="Calibri"/>
           <w:b w:val="0"/>
           <w:i w:val="0"/>
           <w:color w:val="1F2933"/>
@@ -1328,6 +1335,7 @@
       </w:pPr>
       <w:r>
         <w:rPr>
+          <w:rFonts w:cs="Calibri"/>
           <w:b w:val="0"/>
           <w:i w:val="0"/>
           <w:color w:val="1F2933"/>
@@ -1344,6 +1352,7 @@
       </w:pPr>
       <w:r>
         <w:rPr>
+          <w:rFonts w:cs="Calibri"/>
           <w:b w:val="0"/>
           <w:i w:val="0"/>
           <w:color w:val="1F2933"/>
@@ -1360,6 +1369,7 @@
       </w:pPr>
       <w:r>
         <w:rPr>
+          <w:rFonts w:cs="Calibri"/>
           <w:b/>
           <w:i w:val="0"/>
           <w:color w:val="0F5C4B"/>
@@ -1376,6 +1386,7 @@
       </w:pPr>
       <w:r>
         <w:rPr>
+          <w:rFonts w:cs="Calibri"/>
           <w:b w:val="0"/>
           <w:i w:val="0"/>
           <w:color w:val="1F2933"/>
@@ -1392,6 +1403,7 @@
       </w:pPr>
       <w:r>
         <w:rPr>
+          <w:rFonts w:cs="Calibri"/>
           <w:b w:val="0"/>
           <w:i w:val="0"/>
           <w:color w:val="1F2933"/>
@@ -1408,6 +1420,7 @@
       </w:pPr>
       <w:r>
         <w:rPr>
+          <w:rFonts w:cs="Calibri"/>
           <w:b w:val="0"/>
           <w:i w:val="0"/>
           <w:color w:val="1F2933"/>
@@ -1425,6 +1438,7 @@
       </w:pPr>
       <w:r>
         <w:rPr>
+          <w:rFonts w:cs="Calibri"/>
           <w:b w:val="0"/>
           <w:i w:val="0"/>
           <w:color w:val="1F2933"/>
@@ -1442,6 +1456,7 @@
       </w:pPr>
       <w:r>
         <w:rPr>
+          <w:rFonts w:cs="Calibri"/>
           <w:b w:val="0"/>
           <w:i w:val="0"/>
           <w:color w:val="1F2933"/>
@@ -1459,6 +1474,7 @@
       </w:pPr>
       <w:r>
         <w:rPr>
+          <w:rFonts w:cs="Calibri"/>
           <w:b w:val="0"/>
           <w:i w:val="0"/>
           <w:color w:val="1F2933"/>
@@ -1476,6 +1492,7 @@
       </w:pPr>
       <w:r>
         <w:rPr>
+          <w:rFonts w:cs="Calibri"/>
           <w:b w:val="0"/>
           <w:i w:val="0"/>
           <w:color w:val="1F2933"/>
@@ -1493,6 +1510,7 @@
       </w:pPr>
       <w:r>
         <w:rPr>
+          <w:rFonts w:cs="Calibri"/>
           <w:b w:val="0"/>
           <w:i w:val="0"/>
           <w:color w:val="1F2933"/>
@@ -1509,6 +1527,7 @@
       </w:pPr>
       <w:r>
         <w:rPr>
+          <w:rFonts w:cs="Calibri"/>
           <w:b w:val="0"/>
           <w:i w:val="0"/>
           <w:color w:val="1F2933"/>
@@ -1526,6 +1545,7 @@
       </w:pPr>
       <w:r>
         <w:rPr>
+          <w:rFonts w:cs="Calibri"/>
           <w:b w:val="0"/>
           <w:i/>
           <w:color w:val="1F2933"/>
@@ -1543,6 +1563,7 @@
       </w:pPr>
       <w:r>
         <w:rPr>
+          <w:rFonts w:cs="Calibri"/>
           <w:b/>
           <w:i w:val="0"/>
           <w:color w:val="0F5C4B"/>
@@ -1559,6 +1580,7 @@
       </w:pPr>
       <w:r>
         <w:rPr>
+          <w:rFonts w:cs="Calibri"/>
           <w:b/>
           <w:i w:val="0"/>
           <w:color w:val="0F5C4B"/>
@@ -1575,6 +1597,7 @@
       </w:pPr>
       <w:r>
         <w:rPr>
+          <w:rFonts w:cs="Calibri"/>
           <w:b w:val="0"/>
           <w:i w:val="0"/>
           <w:color w:val="1F2933"/>
@@ -1591,6 +1614,7 @@
       </w:pPr>
       <w:r>
         <w:rPr>
+          <w:rFonts w:cs="Calibri"/>
           <w:b w:val="0"/>
           <w:i w:val="0"/>
           <w:color w:val="1F2933"/>
@@ -1607,6 +1631,7 @@
       </w:pPr>
       <w:r>
         <w:rPr>
+          <w:rFonts w:cs="Calibri"/>
           <w:b w:val="0"/>
           <w:i w:val="0"/>
           <w:color w:val="1F2933"/>
@@ -1624,6 +1649,7 @@
       </w:pPr>
       <w:r>
         <w:rPr>
+          <w:rFonts w:cs="Calibri"/>
           <w:b w:val="0"/>
           <w:i/>
           <w:color w:val="1F2933"/>
@@ -1641,6 +1667,7 @@
       </w:pPr>
       <w:r>
         <w:rPr>
+          <w:rFonts w:cs="Calibri"/>
           <w:b/>
           <w:i w:val="0"/>
           <w:color w:val="0F5C4B"/>
@@ -1657,6 +1684,7 @@
       </w:pPr>
       <w:r>
         <w:rPr>
+          <w:rFonts w:cs="Calibri"/>
           <w:b w:val="0"/>
           <w:i w:val="0"/>
           <w:color w:val="1F2933"/>
@@ -1674,6 +1702,7 @@
       </w:pPr>
       <w:r>
         <w:rPr>
+          <w:rFonts w:cs="Calibri"/>
           <w:b w:val="0"/>
           <w:i/>
           <w:color w:val="1F2933"/>
@@ -1691,6 +1720,7 @@
       </w:pPr>
       <w:r>
         <w:rPr>
+          <w:rFonts w:cs="Calibri"/>
           <w:b/>
           <w:i w:val="0"/>
           <w:color w:val="0F5C4B"/>
@@ -1707,6 +1737,7 @@
       </w:pPr>
       <w:r>
         <w:rPr>
+          <w:rFonts w:cs="Calibri"/>
           <w:b/>
           <w:i w:val="0"/>
           <w:color w:val="0F5C4B"/>
@@ -1723,6 +1754,7 @@
       </w:pPr>
       <w:r>
         <w:rPr>
+          <w:rFonts w:cs="Calibri"/>
           <w:b w:val="0"/>
           <w:i w:val="0"/>
           <w:color w:val="1F2933"/>
@@ -1739,6 +1771,7 @@
       </w:pPr>
       <w:r>
         <w:rPr>
+          <w:rFonts w:cs="Calibri"/>
           <w:b w:val="0"/>
           <w:i w:val="0"/>
           <w:color w:val="1F2933"/>
@@ -1756,6 +1789,7 @@
       </w:pPr>
       <w:r>
         <w:rPr>
+          <w:rFonts w:cs="Calibri"/>
           <w:b w:val="0"/>
           <w:i w:val="0"/>
           <w:color w:val="1F2933"/>
@@ -1773,6 +1807,7 @@
       </w:pPr>
       <w:r>
         <w:rPr>
+          <w:rFonts w:cs="Calibri"/>
           <w:b w:val="0"/>
           <w:i w:val="0"/>
           <w:color w:val="1F2933"/>
@@ -1790,6 +1825,7 @@
       </w:pPr>
       <w:r>
         <w:rPr>
+          <w:rFonts w:cs="Calibri"/>
           <w:b w:val="0"/>
           <w:i w:val="0"/>
           <w:color w:val="1F2933"/>
@@ -1806,6 +1842,7 @@
       </w:pPr>
       <w:r>
         <w:rPr>
+          <w:rFonts w:cs="Calibri"/>
           <w:b w:val="0"/>
           <w:i w:val="0"/>
           <w:color w:val="1F2933"/>
@@ -1823,6 +1860,7 @@
       </w:pPr>
       <w:r>
         <w:rPr>
+          <w:rFonts w:cs="Calibri"/>
           <w:b w:val="0"/>
           <w:i w:val="0"/>
           <w:color w:val="1F2933"/>
@@ -1840,6 +1878,7 @@
       </w:pPr>
       <w:r>
         <w:rPr>
+          <w:rFonts w:cs="Calibri"/>
           <w:b w:val="0"/>
           <w:i w:val="0"/>
           <w:color w:val="1F2933"/>
@@ -1857,6 +1896,7 @@
       </w:pPr>
       <w:r>
         <w:rPr>
+          <w:rFonts w:cs="Calibri"/>
           <w:b w:val="0"/>
           <w:i w:val="0"/>
           <w:color w:val="1F2933"/>
@@ -1874,6 +1914,7 @@
       </w:pPr>
       <w:r>
         <w:rPr>
+          <w:rFonts w:cs="Calibri"/>
           <w:b w:val="0"/>
           <w:i w:val="0"/>
           <w:color w:val="1F2933"/>
@@ -1891,6 +1932,7 @@
       </w:pPr>
       <w:r>
         <w:rPr>
+          <w:rFonts w:cs="Calibri"/>
           <w:b w:val="0"/>
           <w:i w:val="0"/>
           <w:color w:val="1F2933"/>
@@ -1907,6 +1949,7 @@
       </w:pPr>
       <w:r>
         <w:rPr>
+          <w:rFonts w:cs="Calibri"/>
           <w:b/>
           <w:i w:val="0"/>
           <w:color w:val="0F5C4B"/>
@@ -1923,6 +1966,7 @@
       </w:pPr>
       <w:r>
         <w:rPr>
+          <w:rFonts w:cs="Calibri"/>
           <w:b w:val="0"/>
           <w:i w:val="0"/>
           <w:color w:val="1F2933"/>
@@ -1939,6 +1983,7 @@
       </w:pPr>
       <w:r>
         <w:rPr>
+          <w:rFonts w:cs="Calibri"/>
           <w:b/>
           <w:i w:val="0"/>
           <w:color w:val="0F5C4B"/>
@@ -1955,6 +2000,7 @@
       </w:pPr>
       <w:r>
         <w:rPr>
+          <w:rFonts w:cs="Calibri"/>
           <w:b w:val="0"/>
           <w:i w:val="0"/>
           <w:color w:val="1F2933"/>
@@ -1971,6 +2017,7 @@
       </w:pPr>
       <w:r>
         <w:rPr>
+          <w:rFonts w:cs="Calibri"/>
           <w:b/>
           <w:i w:val="0"/>
           <w:color w:val="0F5C4B"/>
@@ -1987,6 +2034,7 @@
       </w:pPr>
       <w:r>
         <w:rPr>
+          <w:rFonts w:cs="Calibri"/>
           <w:b w:val="0"/>
           <w:i w:val="0"/>
           <w:color w:val="1F2933"/>
@@ -2003,6 +2051,7 @@
       </w:pPr>
       <w:r>
         <w:rPr>
+          <w:rFonts w:cs="Calibri"/>
           <w:b/>
           <w:i w:val="0"/>
           <w:color w:val="0F5C4B"/>
@@ -2019,6 +2068,7 @@
       </w:pPr>
       <w:r>
         <w:rPr>
+          <w:rFonts w:cs="Calibri"/>
           <w:b w:val="0"/>
           <w:i w:val="0"/>
           <w:color w:val="1F2933"/>
@@ -2028,6 +2078,7 @@
       </w:r>
       <w:r>
         <w:rPr>
+          <w:rFonts w:cs="Calibri"/>
           <w:b/>
           <w:color w:val="1F2933"/>
           <w:sz w:val="21"/>
@@ -2037,6 +2088,7 @@
       </w:r>
       <w:r>
         <w:rPr>
+          <w:rFonts w:cs="Calibri"/>
           <w:color w:val="1F2933"/>
           <w:sz w:val="21"/>
           <w:szCs w:val="21"/>
@@ -2051,6 +2103,7 @@
       </w:pPr>
       <w:r>
         <w:rPr>
+          <w:rFonts w:cs="Calibri"/>
           <w:b w:val="0"/>
           <w:i w:val="0"/>
           <w:color w:val="1F2933"/>
@@ -2060,6 +2113,7 @@
       </w:r>
       <w:r>
         <w:rPr>
+          <w:rFonts w:cs="Calibri"/>
           <w:b/>
           <w:color w:val="1F2933"/>
           <w:sz w:val="21"/>
@@ -2069,6 +2123,7 @@
       </w:r>
       <w:r>
         <w:rPr>
+          <w:rFonts w:cs="Calibri"/>
           <w:color w:val="1F2933"/>
           <w:sz w:val="21"/>
           <w:szCs w:val="21"/>
@@ -2083,6 +2138,7 @@
       </w:pPr>
       <w:r>
         <w:rPr>
+          <w:rFonts w:cs="Calibri"/>
           <w:b w:val="0"/>
           <w:i w:val="0"/>
           <w:color w:val="1F2933"/>
@@ -2092,6 +2148,7 @@
       </w:r>
       <w:r>
         <w:rPr>
+          <w:rFonts w:cs="Calibri"/>
           <w:b/>
           <w:color w:val="1F2933"/>
           <w:sz w:val="21"/>
@@ -2101,6 +2158,7 @@
       </w:r>
       <w:r>
         <w:rPr>
+          <w:rFonts w:cs="Calibri"/>
           <w:color w:val="1F2933"/>
           <w:sz w:val="21"/>
           <w:szCs w:val="21"/>
@@ -2115,6 +2173,7 @@
       </w:pPr>
       <w:r>
         <w:rPr>
+          <w:rFonts w:cs="Calibri"/>
           <w:b w:val="0"/>
           <w:i w:val="0"/>
           <w:color w:val="1F2933"/>
@@ -2124,6 +2183,7 @@
       </w:r>
       <w:r>
         <w:rPr>
+          <w:rFonts w:cs="Calibri"/>
           <w:b/>
           <w:color w:val="1F2933"/>
           <w:sz w:val="21"/>
@@ -2133,6 +2193,7 @@
       </w:r>
       <w:r>
         <w:rPr>
+          <w:rFonts w:cs="Calibri"/>
           <w:color w:val="1F2933"/>
           <w:sz w:val="21"/>
           <w:szCs w:val="21"/>
@@ -2147,6 +2208,7 @@
       </w:pPr>
       <w:r>
         <w:rPr>
+          <w:rFonts w:cs="Calibri"/>
           <w:b/>
           <w:i w:val="0"/>
           <w:color w:val="0F5C4B"/>
@@ -2164,6 +2226,7 @@
       </w:pPr>
       <w:r>
         <w:rPr>
+          <w:rFonts w:cs="Calibri"/>
           <w:b w:val="0"/>
           <w:i w:val="0"/>
           <w:color w:val="1F2933"/>
@@ -2181,6 +2244,7 @@
       </w:pPr>
       <w:r>
         <w:rPr>
+          <w:rFonts w:cs="Calibri"/>
           <w:b w:val="0"/>
           <w:i w:val="0"/>
           <w:color w:val="1F2933"/>
@@ -2198,6 +2262,7 @@
       </w:pPr>
       <w:r>
         <w:rPr>
+          <w:rFonts w:cs="Calibri"/>
           <w:b w:val="0"/>
           <w:i w:val="0"/>
           <w:color w:val="1F2933"/>
@@ -2215,6 +2280,7 @@
       </w:pPr>
       <w:r>
         <w:rPr>
+          <w:rFonts w:cs="Calibri"/>
           <w:b w:val="0"/>
           <w:i w:val="0"/>
           <w:color w:val="1F2933"/>
@@ -2231,6 +2297,7 @@
       </w:pPr>
       <w:r>
         <w:rPr>
+          <w:rFonts w:cs="Calibri"/>
           <w:b/>
           <w:i w:val="0"/>
           <w:color w:val="5A6B66"/>
@@ -2252,6 +2319,7 @@
       </w:pPr>
       <w:r>
         <w:rPr>
+          <w:rFonts w:cs="Calibri"/>
           <w:b/>
           <w:i w:val="0"/>
           <w:color w:val="0F5C4B"/>
@@ -2268,6 +2336,7 @@
       </w:pPr>
       <w:r>
         <w:rPr>
+          <w:rFonts w:cs="Calibri"/>
           <w:b w:val="0"/>
           <w:i w:val="0"/>
           <w:color w:val="5A6B66"/>
@@ -2285,6 +2354,7 @@
       </w:pPr>
       <w:r>
         <w:rPr>
+          <w:rFonts w:cs="Calibri"/>
           <w:b w:val="0"/>
           <w:i w:val="0"/>
           <w:color w:val="1F2933"/>
@@ -2294,6 +2364,7 @@
       </w:r>
       <w:r>
         <w:rPr>
+          <w:rFonts w:cs="Calibri"/>
           <w:color w:val="1F2933"/>
           <w:sz w:val="20"/>
           <w:szCs w:val="20"/>
@@ -2302,6 +2373,7 @@
       </w:r>
       <w:r>
         <w:rPr>
+          <w:rFonts w:cs="Calibri"/>
           <w:color w:val="1D6FA3"/>
           <w:sz w:val="20"/>
           <w:szCs w:val="20"/>
@@ -2317,6 +2389,7 @@
       </w:pPr>
       <w:r>
         <w:rPr>
+          <w:rFonts w:cs="Calibri"/>
           <w:b w:val="0"/>
           <w:i w:val="0"/>
           <w:color w:val="1F2933"/>
@@ -2326,6 +2399,7 @@
       </w:r>
       <w:r>
         <w:rPr>
+          <w:rFonts w:cs="Calibri"/>
           <w:color w:val="1F2933"/>
           <w:sz w:val="20"/>
           <w:szCs w:val="20"/>
@@ -2334,6 +2408,7 @@
       </w:r>
       <w:r>
         <w:rPr>
+          <w:rFonts w:cs="Calibri"/>
           <w:color w:val="1D6FA3"/>
           <w:sz w:val="20"/>
           <w:szCs w:val="20"/>
@@ -2349,6 +2424,7 @@
       </w:pPr>
       <w:r>
         <w:rPr>
+          <w:rFonts w:cs="Calibri"/>
           <w:b w:val="0"/>
           <w:i w:val="0"/>
           <w:color w:val="1F2933"/>
@@ -2358,6 +2434,7 @@
       </w:r>
       <w:r>
         <w:rPr>
+          <w:rFonts w:cs="Calibri"/>
           <w:color w:val="1F2933"/>
           <w:sz w:val="20"/>
           <w:szCs w:val="20"/>
@@ -2366,6 +2443,7 @@
       </w:r>
       <w:r>
         <w:rPr>
+          <w:rFonts w:cs="Calibri"/>
           <w:color w:val="1D6FA3"/>
           <w:sz w:val="20"/>
           <w:szCs w:val="20"/>
@@ -2381,6 +2459,7 @@
       </w:pPr>
       <w:r>
         <w:rPr>
+          <w:rFonts w:cs="Calibri"/>
           <w:b w:val="0"/>
           <w:i w:val="0"/>
           <w:color w:val="1F2933"/>
@@ -2390,6 +2469,7 @@
       </w:r>
       <w:r>
         <w:rPr>
+          <w:rFonts w:cs="Calibri"/>
           <w:color w:val="1F2933"/>
           <w:sz w:val="20"/>
           <w:szCs w:val="20"/>
@@ -2398,6 +2478,7 @@
       </w:r>
       <w:r>
         <w:rPr>
+          <w:rFonts w:cs="Calibri"/>
           <w:color w:val="1D6FA3"/>
           <w:sz w:val="20"/>
           <w:szCs w:val="20"/>
@@ -2413,6 +2494,7 @@
       </w:pPr>
       <w:r>
         <w:rPr>
+          <w:rFonts w:cs="Calibri"/>
           <w:b w:val="0"/>
           <w:i w:val="0"/>
           <w:color w:val="1F2933"/>
@@ -2422,6 +2504,7 @@
       </w:r>
       <w:r>
         <w:rPr>
+          <w:rFonts w:cs="Calibri"/>
           <w:color w:val="1F2933"/>
           <w:sz w:val="20"/>
           <w:szCs w:val="20"/>
@@ -2430,6 +2513,7 @@
       </w:r>
       <w:r>
         <w:rPr>
+          <w:rFonts w:cs="Calibri"/>
           <w:color w:val="1D6FA3"/>
           <w:sz w:val="20"/>
           <w:szCs w:val="20"/>
@@ -2445,6 +2529,7 @@
       </w:pPr>
       <w:r>
         <w:rPr>
+          <w:rFonts w:cs="Calibri"/>
           <w:b w:val="0"/>
           <w:i w:val="0"/>
           <w:color w:val="1F2933"/>
@@ -2454,6 +2539,7 @@
       </w:r>
       <w:r>
         <w:rPr>
+          <w:rFonts w:cs="Calibri"/>
           <w:color w:val="1F2933"/>
           <w:sz w:val="20"/>
           <w:szCs w:val="20"/>
@@ -2462,6 +2548,7 @@
       </w:r>
       <w:r>
         <w:rPr>
+          <w:rFonts w:cs="Calibri"/>
           <w:color w:val="1D6FA3"/>
           <w:sz w:val="20"/>
           <w:szCs w:val="20"/>
@@ -2477,6 +2564,7 @@
       </w:pPr>
       <w:r>
         <w:rPr>
+          <w:rFonts w:cs="Calibri"/>
           <w:b w:val="0"/>
           <w:i w:val="0"/>
           <w:color w:val="1F2933"/>
@@ -2486,6 +2574,7 @@
       </w:r>
       <w:r>
         <w:rPr>
+          <w:rFonts w:cs="Calibri"/>
           <w:color w:val="1F2933"/>
           <w:sz w:val="20"/>
           <w:szCs w:val="20"/>
@@ -2494,6 +2583,7 @@
       </w:r>
       <w:r>
         <w:rPr>
+          <w:rFonts w:cs="Calibri"/>
           <w:color w:val="1D6FA3"/>
           <w:sz w:val="20"/>
           <w:szCs w:val="20"/>
